--- a/projects/ciszupy/docs/docx/FAQ.docx
+++ b/projects/ciszupy/docs/docx/FAQ.docx
@@ -7,7 +7,7 @@
         <w:pStyle w:val="FirstParagraph"/>
       </w:pPr>
       <w:r>
-        <w:t xml:space="preserve">CISZUBOT - DOCUMENTACIÓN OFICIAL</w:t>
+        <w:t xml:space="preserve">CISZUPY - DOCUMENTACIÓN OFICIAL</w:t>
       </w:r>
       <w:r>
         <w:t xml:space="preserve"> </w:t>
@@ -19,19 +19,19 @@
         <w:t xml:space="preserve"> </w:t>
       </w:r>
       <w:r>
-        <w:t xml:space="preserve">Versión: 2.5.5</w:t>
+        <w:t xml:space="preserve">Versión: 0.1.0</w:t>
       </w:r>
       <w:r>
         <w:t xml:space="preserve"> </w:t>
       </w:r>
       <w:r>
-        <w:t xml:space="preserve">Actualización: 2026-07-28</w:t>
+        <w:t xml:space="preserve">Actualización: 2026-09-17</w:t>
       </w:r>
       <w:r>
         <w:t xml:space="preserve"> </w:t>
       </w:r>
       <w:r>
-        <w:t xml:space="preserve">Identificador: FAQ_V2.5.5_2026_07_28_ciszubot</w:t>
+        <w:t xml:space="preserve">Identificador: FAQ_V0.1.0_2026_09_17_ciszupy</w:t>
       </w:r>
     </w:p>
     <w:p>
@@ -62,13 +62,13 @@
         <w:pStyle w:val="BodyText"/>
       </w:pPr>
       <w:r>
-        <w:t xml:space="preserve">P: ¿Cómo invito a Ciszubot a mi servidor?</w:t>
+        <w:t xml:space="preserve">P: ¿Cómo instalo Ciszupy?</w:t>
       </w:r>
       <w:r>
         <w:t xml:space="preserve"> </w:t>
       </w:r>
       <w:r>
-        <w:t xml:space="preserve">R: Usa el enlace de invitación oficial con client_id 1395532235872141312.</w:t>
+        <w:t xml:space="preserve">R: Usa pip install ciszupy o pipx install ciszupy.</w:t>
       </w:r>
     </w:p>
     <w:p>
@@ -76,13 +76,13 @@
         <w:pStyle w:val="BodyText"/>
       </w:pPr>
       <w:r>
-        <w:t xml:space="preserve">P: ¿Qué prefijo usa el bot?</w:t>
+        <w:t xml:space="preserve">P: ¿Qué versiones de Python soporta?</w:t>
       </w:r>
       <w:r>
         <w:t xml:space="preserve"> </w:t>
       </w:r>
       <w:r>
-        <w:t xml:space="preserve">R: El prefijo es cz!. También puedes usar /comando para slash commands.</w:t>
+        <w:t xml:space="preserve">R: Python 3.10 o superior.</w:t>
       </w:r>
     </w:p>
     <w:p>
@@ -96,13 +96,21 @@
         <w:t xml:space="preserve"> </w:t>
       </w:r>
       <w:r>
-        <w:t xml:space="preserve">R: Actualmente 12 comandos en 4 categorías: información, utilidad,</w:t>
+        <w:t xml:space="preserve">R: Actualmente 5 comandos: help, helloworldmemetest, profesor, papa, mama.</w:t>
+      </w:r>
+    </w:p>
+    <w:p>
+      <w:pPr>
+        <w:pStyle w:val="BodyText"/>
+      </w:pPr>
+      <w:r>
+        <w:t xml:space="preserve">P: ¿Necesita el paquete acceso a internet?</w:t>
       </w:r>
       <w:r>
         <w:t xml:space="preserve"> </w:t>
       </w:r>
       <w:r>
-        <w:t xml:space="preserve">diversión y sociales.</w:t>
+        <w:t xml:space="preserve">R: No. Ciszupy funciona completamente offline una vez instalado.</w:t>
       </w:r>
     </w:p>
     <w:p>
@@ -110,13 +118,13 @@
         <w:pStyle w:val="BodyText"/>
       </w:pPr>
       <w:r>
-        <w:t xml:space="preserve">P: ¿El bot tiene panel de administración?</w:t>
+        <w:t xml:space="preserve">P: ¿Ciszupy almacena datos del usuario?</w:t>
       </w:r>
       <w:r>
         <w:t xml:space="preserve"> </w:t>
       </w:r>
       <w:r>
-        <w:t xml:space="preserve">R: Sí, corre en localhost:5000 con estadísticas en vivo (solo local).</w:t>
+        <w:t xml:space="preserve">R: No. El paquete no guarda información personal.</w:t>
       </w:r>
     </w:p>
     <w:p>
@@ -124,27 +132,7 @@
         <w:pStyle w:val="BodyText"/>
       </w:pPr>
       <w:r>
-        <w:t xml:space="preserve">P: ¿Ciszubot guarda información de los usuarios?</w:t>
-      </w:r>
-      <w:r>
-        <w:t xml:space="preserve"> </w:t>
-      </w:r>
-      <w:r>
-        <w:t xml:space="preserve">R: No. El bot no almacena datos personales. Las confesiones son anónimas</w:t>
-      </w:r>
-      <w:r>
-        <w:t xml:space="preserve"> </w:t>
-      </w:r>
-      <w:r>
-        <w:t xml:space="preserve">y no se guardan en base de datos.</w:t>
-      </w:r>
-    </w:p>
-    <w:p>
-      <w:pPr>
-        <w:pStyle w:val="BodyText"/>
-      </w:pPr>
-      <w:r>
-        <w:t xml:space="preserve">P: ¿Puedo solicitar nuevos comandos?</w:t>
+        <w:t xml:space="preserve">P: ¿Puedo contribuir con nuevos comandos?</w:t>
       </w:r>
       <w:r>
         <w:t xml:space="preserve"> </w:t>
@@ -173,13 +161,13 @@
         <w:pStyle w:val="BodyText"/>
       </w:pPr>
       <w:r>
-        <w:t xml:space="preserve">Q: How do I invite Ciszubot to my server?</w:t>
+        <w:t xml:space="preserve">Q: How do I install Ciszupy?</w:t>
       </w:r>
       <w:r>
         <w:t xml:space="preserve"> </w:t>
       </w:r>
       <w:r>
-        <w:t xml:space="preserve">A: Use the official invite link with client_id 1395532235872141312.</w:t>
+        <w:t xml:space="preserve">A: Use pip install ciszupy or pipx install ciszupy.</w:t>
       </w:r>
     </w:p>
     <w:p>
@@ -187,13 +175,13 @@
         <w:pStyle w:val="BodyText"/>
       </w:pPr>
       <w:r>
-        <w:t xml:space="preserve">Q: What prefix does the bot use?</w:t>
+        <w:t xml:space="preserve">Q: What Python versions does it support?</w:t>
       </w:r>
       <w:r>
         <w:t xml:space="preserve"> </w:t>
       </w:r>
       <w:r>
-        <w:t xml:space="preserve">A: The prefix is cz!. You can also use /command for slash commands.</w:t>
+        <w:t xml:space="preserve">A: Python 3.10 or higher.</w:t>
       </w:r>
     </w:p>
     <w:p>
@@ -207,13 +195,21 @@
         <w:t xml:space="preserve"> </w:t>
       </w:r>
       <w:r>
-        <w:t xml:space="preserve">A: Currently 12 commands in 4 categories: information, utility, fun,</w:t>
+        <w:t xml:space="preserve">A: Currently 5 commands: help, helloworldmemetest, profesor, papa, mama.</w:t>
+      </w:r>
+    </w:p>
+    <w:p>
+      <w:pPr>
+        <w:pStyle w:val="BodyText"/>
+      </w:pPr>
+      <w:r>
+        <w:t xml:space="preserve">Q: Does the package need internet access?</w:t>
       </w:r>
       <w:r>
         <w:t xml:space="preserve"> </w:t>
       </w:r>
       <w:r>
-        <w:t xml:space="preserve">and social.</w:t>
+        <w:t xml:space="preserve">A: No. Ciszupy works completely offline once installed.</w:t>
       </w:r>
     </w:p>
     <w:p>
@@ -221,13 +217,13 @@
         <w:pStyle w:val="BodyText"/>
       </w:pPr>
       <w:r>
-        <w:t xml:space="preserve">Q: Does the bot have an admin panel?</w:t>
+        <w:t xml:space="preserve">Q: Does Ciszupy store user data?</w:t>
       </w:r>
       <w:r>
         <w:t xml:space="preserve"> </w:t>
       </w:r>
       <w:r>
-        <w:t xml:space="preserve">A: Yes, it runs on localhost:5000 with live statistics (local only).</w:t>
+        <w:t xml:space="preserve">A: No. The package does not save personal information.</w:t>
       </w:r>
     </w:p>
     <w:p>
@@ -235,27 +231,7 @@
         <w:pStyle w:val="BodyText"/>
       </w:pPr>
       <w:r>
-        <w:t xml:space="preserve">Q: Does Ciszubot store user information?</w:t>
-      </w:r>
-      <w:r>
-        <w:t xml:space="preserve"> </w:t>
-      </w:r>
-      <w:r>
-        <w:t xml:space="preserve">A: No. The bot does not store personal data. Confessions are anonymous</w:t>
-      </w:r>
-      <w:r>
-        <w:t xml:space="preserve"> </w:t>
-      </w:r>
-      <w:r>
-        <w:t xml:space="preserve">and not stored in a database.</w:t>
-      </w:r>
-    </w:p>
-    <w:p>
-      <w:pPr>
-        <w:pStyle w:val="BodyText"/>
-      </w:pPr>
-      <w:r>
-        <w:t xml:space="preserve">Q: Can I request new commands?</w:t>
+        <w:t xml:space="preserve">Q: Can I contribute new commands?</w:t>
       </w:r>
       <w:r>
         <w:t xml:space="preserve"> </w:t>
